--- a/0032688-23.2025.8.16.0000 RevCrim - n conhecimento - reexame conjunto fático-probatório.docx
+++ b/0032688-23.2025.8.16.0000 RevCrim - n conhecimento - reexame conjunto fático-probatório.docx
@@ -333,12 +333,21 @@
           <w:szCs w:val="24"/>
         </w:rPr>
       </w:pPr>
-      <w:r>
-        <w:rPr>
-          <w:b/>
-          <w:szCs w:val="24"/>
-        </w:rPr>
-        <w:t>V.II. JURISPRUDÊNCIA</w:t>
+      <w:proofErr w:type="spellStart"/>
+      <w:r>
+        <w:rPr>
+          <w:b/>
+          <w:szCs w:val="24"/>
+        </w:rPr>
+        <w:t>V.II</w:t>
+      </w:r>
+      <w:proofErr w:type="spellEnd"/>
+      <w:r>
+        <w:rPr>
+          <w:b/>
+          <w:szCs w:val="24"/>
+        </w:rPr>
+        <w:t>. JURISPRUDÊNCIA</w:t>
       </w:r>
     </w:p>
     <w:p>
@@ -356,7 +365,23 @@
           <w:b/>
           <w:szCs w:val="24"/>
         </w:rPr>
-        <w:t>STF. Tribunal Pleno. Relator: Ministro Edson Fachin. RvC 5475 AM. Data de Julgamento: 06-11-2019</w:t>
+        <w:t xml:space="preserve">STF. Tribunal Pleno. Relator: Ministro Edson Fachin. </w:t>
+      </w:r>
+      <w:proofErr w:type="spellStart"/>
+      <w:r>
+        <w:rPr>
+          <w:b/>
+          <w:szCs w:val="24"/>
+        </w:rPr>
+        <w:t>RvC</w:t>
+      </w:r>
+      <w:proofErr w:type="spellEnd"/>
+      <w:r>
+        <w:rPr>
+          <w:b/>
+          <w:szCs w:val="24"/>
+        </w:rPr>
+        <w:t xml:space="preserve"> 5475 AM. Data de Julgamento: 06-11-2019</w:t>
       </w:r>
       <w:r>
         <w:rPr>
@@ -381,7 +406,23 @@
           <w:b/>
           <w:szCs w:val="24"/>
         </w:rPr>
-        <w:t>STJ. Terceira Seção. Relator: Ministro Ribeiro Dantas. AgRg na RvCr n. 5.735/DF. Data de Julgamento: 11-05-2022.</w:t>
+        <w:t xml:space="preserve">STJ. Terceira Seção. Relator: Ministro Ribeiro Dantas. AgRg na </w:t>
+      </w:r>
+      <w:proofErr w:type="spellStart"/>
+      <w:r>
+        <w:rPr>
+          <w:b/>
+          <w:szCs w:val="24"/>
+        </w:rPr>
+        <w:t>RvCr</w:t>
+      </w:r>
+      <w:proofErr w:type="spellEnd"/>
+      <w:r>
+        <w:rPr>
+          <w:b/>
+          <w:szCs w:val="24"/>
+        </w:rPr>
+        <w:t xml:space="preserve"> n. 5.735/DF. Data de Julgamento: 11-05-2022.</w:t>
       </w:r>
     </w:p>
     <w:p>
@@ -423,7 +464,15 @@
         <w:t xml:space="preserve"> revisão criminal ajuizada por</w:t>
       </w:r>
       <w:r>
-        <w:t xml:space="preserve"> Maico Maldonado Garcia, tendo como objeto acórdão proferido </w:t>
+        <w:t xml:space="preserve"> </w:t>
+      </w:r>
+      <w:proofErr w:type="spellStart"/>
+      <w:r>
+        <w:t>Maico</w:t>
+      </w:r>
+      <w:proofErr w:type="spellEnd"/>
+      <w:r>
+        <w:t xml:space="preserve"> Maldonado Garcia, tendo como objeto acórdão proferido </w:t>
       </w:r>
       <w:r>
         <w:t>pela 3ª Câmara Criminal do Tribunal de Justiça do Estado do Paraná</w:t>
@@ -673,11 +722,19 @@
         </w:rPr>
         <w:t xml:space="preserve">. Tribunal Pleno. Relator: Ministro Edson Fachin. </w:t>
       </w:r>
+      <w:proofErr w:type="spellStart"/>
       <w:r>
         <w:rPr>
           <w:sz w:val="20"/>
         </w:rPr>
-        <w:t>RvC 5475 AM</w:t>
+        <w:t>RvC</w:t>
+      </w:r>
+      <w:proofErr w:type="spellEnd"/>
+      <w:r>
+        <w:rPr>
+          <w:sz w:val="20"/>
+        </w:rPr>
+        <w:t xml:space="preserve"> 5475 AM</w:t>
       </w:r>
       <w:r>
         <w:rPr>
@@ -787,7 +844,35 @@
         <w:rPr>
           <w:sz w:val="20"/>
         </w:rPr>
-        <w:t>(AgRg no REsp n. 1.781.148/RJ, Ministro Joel Ilan Paciornik, Quinta Turma, DJe 18/10/2019). 2. O fato de corréus terem sido beneficiados pelo "tráfico privilegiado" (art. 33, §4º, da Lei de Drogas) não implica necessária extensão a todos os envolvidos no fato delitivo. 3. Agravo regimental desprovido. (STJ. Terceira Seção. Relator: Ministro Ribeiro Dantas. AgRg na RvCr n. 5.735/DF. Data de Julgamento: 11-05-2022. Data de Publicação: 16-05-2022).</w:t>
+        <w:t xml:space="preserve">(AgRg no REsp n. 1.781.148/RJ, Ministro Joel Ilan Paciornik, Quinta Turma, </w:t>
+      </w:r>
+      <w:proofErr w:type="spellStart"/>
+      <w:r>
+        <w:rPr>
+          <w:sz w:val="20"/>
+        </w:rPr>
+        <w:t>DJe</w:t>
+      </w:r>
+      <w:proofErr w:type="spellEnd"/>
+      <w:r>
+        <w:rPr>
+          <w:sz w:val="20"/>
+        </w:rPr>
+        <w:t xml:space="preserve"> 18/10/2019). 2. O fato de corréus terem sido beneficiados pelo "tráfico privilegiado" (art. 33, §4º, da Lei de Drogas) não implica necessária extensão a todos os envolvidos no fato delitivo. 3. Agravo regimental desprovido. (STJ. Terceira Seção. Relator: Ministro Ribeiro Dantas. AgRg na </w:t>
+      </w:r>
+      <w:proofErr w:type="spellStart"/>
+      <w:r>
+        <w:rPr>
+          <w:sz w:val="20"/>
+        </w:rPr>
+        <w:t>RvCr</w:t>
+      </w:r>
+      <w:proofErr w:type="spellEnd"/>
+      <w:r>
+        <w:rPr>
+          <w:sz w:val="20"/>
+        </w:rPr>
+        <w:t xml:space="preserve"> n. 5.735/DF. Data de Julgamento: 11-05-2022. Data de Publicação: 16-05-2022).</w:t>
       </w:r>
     </w:p>
     <w:p>
@@ -1788,28 +1873,8 @@
 </file>
 
 <file path=customXml/item1.xml><?xml version="1.0" encoding="utf-8"?>
-<p:properties xmlns:p="http://schemas.microsoft.com/office/2006/metadata/properties" xmlns:xsi="http://www.w3.org/2001/XMLSchema-instance" xmlns:pc="http://schemas.microsoft.com/office/infopath/2007/PartnerControls">
-  <documentManagement>
-    <TaxCatchAll xmlns="0b1c8c71-5c14-46ef-9c85-f6af5a95de9b" xsi:nil="true"/>
-    <lcf76f155ced4ddcb4097134ff3c332f xmlns="c04bd5eb-5da3-4c78-b159-2bc8443a6345">
-      <Terms xmlns="http://schemas.microsoft.com/office/infopath/2007/PartnerControls"/>
-    </lcf76f155ced4ddcb4097134ff3c332f>
-  </documentManagement>
-</p:properties>
-</file>
-
-<file path=customXml/item2.xml><?xml version="1.0" encoding="utf-8"?>
-<?mso-contentType ?>
-<FormTemplates xmlns="http://schemas.microsoft.com/sharepoint/v3/contenttype/forms">
-  <Display>DocumentLibraryForm</Display>
-  <Edit>DocumentLibraryForm</Edit>
-  <New>DocumentLibraryForm</New>
-</FormTemplates>
-</file>
-
-<file path=customXml/item3.xml><?xml version="1.0" encoding="utf-8"?>
-<ct:contentTypeSchema xmlns:ct="http://schemas.microsoft.com/office/2006/metadata/contentType" xmlns:ma="http://schemas.microsoft.com/office/2006/metadata/properties/metaAttributes" ct:_="" ma:_="" ma:contentTypeName="Documento" ma:contentTypeID="0x010100047196AB5BBE5E429A3A4541B64F6B06" ma:contentTypeVersion="10" ma:contentTypeDescription="Crie um novo documento." ma:contentTypeScope="" ma:versionID="561e2fb7a4b2050ed644ab5f56afcb86">
-  <xsd:schema xmlns:xsd="http://www.w3.org/2001/XMLSchema" xmlns:xs="http://www.w3.org/2001/XMLSchema" xmlns:p="http://schemas.microsoft.com/office/2006/metadata/properties" xmlns:ns2="c04bd5eb-5da3-4c78-b159-2bc8443a6345" xmlns:ns3="0b1c8c71-5c14-46ef-9c85-f6af5a95de9b" targetNamespace="http://schemas.microsoft.com/office/2006/metadata/properties" ma:root="true" ma:fieldsID="70940b4c58051c96231cc2ff0c54fd50" ns2:_="" ns3:_="">
+<ct:contentTypeSchema xmlns:ct="http://schemas.microsoft.com/office/2006/metadata/contentType" xmlns:ma="http://schemas.microsoft.com/office/2006/metadata/properties/metaAttributes" ct:_="" ma:_="" ma:contentTypeName="Documento" ma:contentTypeID="0x010100047196AB5BBE5E429A3A4541B64F6B06" ma:contentTypeVersion="11" ma:contentTypeDescription="Crie um novo documento." ma:contentTypeScope="" ma:versionID="f9b77c0a9ca16248db2a354a9324d574">
+  <xsd:schema xmlns:xsd="http://www.w3.org/2001/XMLSchema" xmlns:xs="http://www.w3.org/2001/XMLSchema" xmlns:p="http://schemas.microsoft.com/office/2006/metadata/properties" xmlns:ns2="c04bd5eb-5da3-4c78-b159-2bc8443a6345" xmlns:ns3="0b1c8c71-5c14-46ef-9c85-f6af5a95de9b" targetNamespace="http://schemas.microsoft.com/office/2006/metadata/properties" ma:root="true" ma:fieldsID="f83b46afa82d5de6e7294c7773150add" ns2:_="" ns3:_="">
     <xsd:import namespace="c04bd5eb-5da3-4c78-b159-2bc8443a6345"/>
     <xsd:import namespace="0b1c8c71-5c14-46ef-9c85-f6af5a95de9b"/>
     <xsd:element name="properties">
@@ -1827,6 +1892,7 @@
                 <xsd:element ref="ns2:MediaLengthInSeconds" minOccurs="0"/>
                 <xsd:element ref="ns2:lcf76f155ced4ddcb4097134ff3c332f" minOccurs="0"/>
                 <xsd:element ref="ns3:TaxCatchAll" minOccurs="0"/>
+                <xsd:element ref="ns2:MediaServiceOCR" minOccurs="0"/>
               </xsd:all>
             </xsd:complexType>
           </xsd:element>
@@ -1878,6 +1944,13 @@
           <xsd:element ref="pc:Terms" minOccurs="0" maxOccurs="1"/>
         </xsd:sequence>
       </xsd:complexType>
+    </xsd:element>
+    <xsd:element name="MediaServiceOCR" ma:index="18" nillable="true" ma:displayName="Extracted Text" ma:internalName="MediaServiceOCR" ma:readOnly="true">
+      <xsd:simpleType>
+        <xsd:restriction base="dms:Note">
+          <xsd:maxLength value="255"/>
+        </xsd:restriction>
+      </xsd:simpleType>
     </xsd:element>
   </xsd:schema>
   <xsd:schema xmlns:xsd="http://www.w3.org/2001/XMLSchema" xmlns:xs="http://www.w3.org/2001/XMLSchema" xmlns:dms="http://schemas.microsoft.com/office/2006/documentManagement/types" xmlns:pc="http://schemas.microsoft.com/office/infopath/2007/PartnerControls" targetNamespace="0b1c8c71-5c14-46ef-9c85-f6af5a95de9b" elementFormDefault="qualified">
@@ -1994,15 +2067,28 @@
 </ct:contentTypeSchema>
 </file>
 
+<file path=customXml/item2.xml><?xml version="1.0" encoding="utf-8"?>
+<?mso-contentType ?>
+<FormTemplates xmlns="http://schemas.microsoft.com/sharepoint/v3/contenttype/forms">
+  <Display>DocumentLibraryForm</Display>
+  <Edit>DocumentLibraryForm</Edit>
+  <New>DocumentLibraryForm</New>
+</FormTemplates>
+</file>
+
+<file path=customXml/item3.xml><?xml version="1.0" encoding="utf-8"?>
+<p:properties xmlns:p="http://schemas.microsoft.com/office/2006/metadata/properties" xmlns:xsi="http://www.w3.org/2001/XMLSchema-instance" xmlns:pc="http://schemas.microsoft.com/office/infopath/2007/PartnerControls">
+  <documentManagement>
+    <TaxCatchAll xmlns="0b1c8c71-5c14-46ef-9c85-f6af5a95de9b" xsi:nil="true"/>
+    <lcf76f155ced4ddcb4097134ff3c332f xmlns="c04bd5eb-5da3-4c78-b159-2bc8443a6345">
+      <Terms xmlns="http://schemas.microsoft.com/office/infopath/2007/PartnerControls"/>
+    </lcf76f155ced4ddcb4097134ff3c332f>
+  </documentManagement>
+</p:properties>
+</file>
+
 <file path=customXml/itemProps1.xml><?xml version="1.0" encoding="utf-8"?>
-<ds:datastoreItem xmlns:ds="http://schemas.openxmlformats.org/officeDocument/2006/customXml" ds:itemID="{933FCC99-1507-4FE6-BCD3-29F86182CD7F}">
-  <ds:schemaRefs>
-    <ds:schemaRef ds:uri="http://schemas.microsoft.com/office/2006/metadata/properties"/>
-    <ds:schemaRef ds:uri="http://schemas.microsoft.com/office/infopath/2007/PartnerControls"/>
-    <ds:schemaRef ds:uri="0b1c8c71-5c14-46ef-9c85-f6af5a95de9b"/>
-    <ds:schemaRef ds:uri="c04bd5eb-5da3-4c78-b159-2bc8443a6345"/>
-  </ds:schemaRefs>
-</ds:datastoreItem>
+<ds:datastoreItem xmlns:ds="http://schemas.openxmlformats.org/officeDocument/2006/customXml" ds:itemID="{1C9B68E6-2BF0-461A-B145-842EB9FEC2BD}"/>
 </file>
 
 <file path=customXml/itemProps2.xml><?xml version="1.0" encoding="utf-8"?>
@@ -2014,20 +2100,12 @@
 </file>
 
 <file path=customXml/itemProps3.xml><?xml version="1.0" encoding="utf-8"?>
-<ds:datastoreItem xmlns:ds="http://schemas.openxmlformats.org/officeDocument/2006/customXml" ds:itemID="{723F6D11-D1AF-436E-9CD6-88222C7CDD35}">
+<ds:datastoreItem xmlns:ds="http://schemas.openxmlformats.org/officeDocument/2006/customXml" ds:itemID="{933FCC99-1507-4FE6-BCD3-29F86182CD7F}">
   <ds:schemaRefs>
-    <ds:schemaRef ds:uri="http://schemas.microsoft.com/office/2006/metadata/contentType"/>
-    <ds:schemaRef ds:uri="http://schemas.microsoft.com/office/2006/metadata/properties/metaAttributes"/>
-    <ds:schemaRef ds:uri="http://www.w3.org/2001/XMLSchema"/>
     <ds:schemaRef ds:uri="http://schemas.microsoft.com/office/2006/metadata/properties"/>
+    <ds:schemaRef ds:uri="http://schemas.microsoft.com/office/infopath/2007/PartnerControls"/>
+    <ds:schemaRef ds:uri="0b1c8c71-5c14-46ef-9c85-f6af5a95de9b"/>
     <ds:schemaRef ds:uri="c04bd5eb-5da3-4c78-b159-2bc8443a6345"/>
-    <ds:schemaRef ds:uri="0b1c8c71-5c14-46ef-9c85-f6af5a95de9b"/>
-    <ds:schemaRef ds:uri="http://schemas.microsoft.com/office/2006/documentManagement/types"/>
-    <ds:schemaRef ds:uri="http://schemas.microsoft.com/office/infopath/2007/PartnerControls"/>
-    <ds:schemaRef ds:uri="http://schemas.openxmlformats.org/package/2006/metadata/core-properties"/>
-    <ds:schemaRef ds:uri="http://purl.org/dc/elements/1.1/"/>
-    <ds:schemaRef ds:uri="http://purl.org/dc/terms/"/>
-    <ds:schemaRef ds:uri="http://schemas.microsoft.com/internal/obd"/>
   </ds:schemaRefs>
 </ds:datastoreItem>
 </file>